--- a/docs/project/Login.gov Partnership CRM Release Plan - DRAFTED.docx
+++ b/docs/project/Login.gov Partnership CRM Release Plan - DRAFTED.docx
@@ -163,7 +163,7 @@
         <w:rPr>
           <w:rtl w:val="0"/>
         </w:rPr>
-        <w:t xml:space="preserve">Folder Location of Deployment Artifacts: [TO BE SUPPLIED - the SharePoint or Drive folder holding the change set package, this release plan, and the Technical Deployment Plan]</w:t>
+        <w:t xml:space="preserve">Folder Location of Deployment Artifacts: [TO BE SUPPLIED]</w:t>
       </w:r>
     </w:p>
     <w:p>
@@ -422,7 +422,7 @@
         <w:rPr>
           <w:rtl w:val="0"/>
         </w:rPr>
-        <w:t xml:space="preserve">[TO BE SUPPLIED - the stories for this work are tracked in GSA's Jira. They are not in Amivero's Jira instance, which was searched and holds no stories for this migration.]</w:t>
+        <w:t xml:space="preserve">[TO BE SUPPLIED - Jira stories and sprints for this work.]</w:t>
       </w:r>
     </w:p>
     <w:p>
@@ -643,7 +643,7 @@
         <w:rPr>
           <w:rtl w:val="0"/>
         </w:rPr>
-        <w:t xml:space="preserve">RESPONSE: [TO BE SUPPLIED only if the TDD was changed for this release. If it was not changed, this item is not required per the guidance above.]</w:t>
+        <w:t xml:space="preserve">RESPONSE: [TO BE SUPPLIED only if the TDD was changed for this release.]</w:t>
       </w:r>
     </w:p>
     <w:p>
@@ -847,26 +847,6 @@
           <w:rtl w:val="0"/>
         </w:rPr>
         <w:t xml:space="preserve">This package contains no Apex. All 232 components are declarative: custom objects and fields, record-triggered Flows, page layouts, Lightning pages, permission sets, sharing rules, list views and report types. There are no Apex classes, no Apex triggers, no Lightning Web Components and no Aura components, so there is no test coverage figure to report and no screenshot to attach.</w:t>
-      </w:r>
-    </w:p>
-    <w:p>
-      <w:pPr>
-        <w:rPr>
-          <w:color w:val="3c78d8"/>
-        </w:rPr>
-      </w:pPr>
-    </w:p>
-    <w:p>
-      <w:pPr>
-        <w:rPr>
-          <w:color w:val="3c78d8"/>
-        </w:rPr>
-      </w:pPr>
-      <w:r>
-        <w:rPr>
-          <w:rtl w:val="0"/>
-        </w:rPr>
-        <w:t xml:space="preserve">CONFIRM WITH GSA IT that a declarative-only package is exempt from the 90% code coverage requirement, rather than treating this as settled. The guidance above is conditional on the deployment plan having a package, and this one does - it simply contains nothing that Apex test coverage can be measured against.</w:t>
       </w:r>
     </w:p>
     <w:p>
@@ -1003,26 +983,6 @@
           <w:color w:val="3c78d8"/>
         </w:rPr>
       </w:pPr>
-      <w:r>
-        <w:rPr>
-          <w:rtl w:val="0"/>
-        </w:rPr>
-        <w:t xml:space="preserve">CONFIRM WITH GSA IT whether a Snyk scan is still expected. The note at the top of this document ties the ZIP-file exception to "if there's a code deployment", and the guidance above ties the scan to the deployment plan including a package - those two conditions point in different directions for a declarative-only release, so this needs a decision rather than an assumption.</w:t>
-      </w:r>
-    </w:p>
-    <w:p>
-      <w:pPr>
-        <w:rPr>
-          <w:color w:val="3c78d8"/>
-        </w:rPr>
-      </w:pPr>
-    </w:p>
-    <w:p>
-      <w:pPr>
-        <w:rPr>
-          <w:color w:val="3c78d8"/>
-        </w:rPr>
-      </w:pPr>
     </w:p>
     <w:p>
       <w:pPr>
@@ -1152,26 +1112,6 @@
           <w:color w:val="3c78d8"/>
         </w:rPr>
       </w:pPr>
-      <w:r>
-        <w:rPr>
-          <w:rtl w:val="0"/>
-        </w:rPr>
-        <w:t xml:space="preserve">ONE POINT THE DEPLOYING ENGINEER MUST SETTLE BEFORE THE WINDOW: deploy with test level NoTestRun. Any deployment to this org that runs tests currently fails org-wide, for a reason unrelated to this application - GSA_FCIC_AC_Manual_InitialBatch, an Apex class belonging to the FCIC application that shares this org, has a compile error ("line 23: Variable does not exist: metadata"). Salesforce compiles all Apex in an org before running any test, so that one class cascades into failures across every deployment regardless of what is being deployed. NoTestRun is available here only because this package carries no Apex. If GSA policy requires RunLocalTests, that is a blocker to resolve with the FCIC application owner in advance. See Technical Deployment Plan, pre-deployment step 2.</w:t>
-      </w:r>
-    </w:p>
-    <w:p>
-      <w:pPr>
-        <w:rPr>
-          <w:color w:val="3c78d8"/>
-        </w:rPr>
-      </w:pPr>
-    </w:p>
-    <w:p>
-      <w:pPr>
-        <w:rPr>
-          <w:color w:val="3c78d8"/>
-        </w:rPr>
-      </w:pPr>
     </w:p>
     <w:p>
       <w:pPr>
@@ -1242,67 +1182,47 @@
         <w:rPr>
           <w:rtl w:val="0"/>
         </w:rPr>
-        <w:t xml:space="preserve">[Evidence TO BE SUPPLIED after the production load.]</w:t>
-      </w:r>
-    </w:p>
-    <w:p>
-      <w:pPr>
-        <w:rPr>
-          <w:color w:val="3c78d8"/>
-        </w:rPr>
-      </w:pPr>
-    </w:p>
-    <w:p>
-      <w:pPr>
-        <w:rPr>
-          <w:color w:val="3c78d8"/>
-        </w:rPr>
-      </w:pPr>
-      <w:r>
-        <w:rPr>
-          <w:rtl w:val="0"/>
-        </w:rPr>
-        <w:t xml:space="preserve">A NOTE ON THE EVIDENCE FORMAT, because it differs from the guidance above. This migration is not run through the Data Loader GUI. It is run by a scripted pipeline through the Salesforce CLI using the Bulk API, which writes a run report - SUMMARY.txt - plus per-object result files into a timestamped run directory.</w:t>
-      </w:r>
-    </w:p>
-    <w:p>
-      <w:pPr>
-        <w:rPr>
-          <w:color w:val="3c78d8"/>
-        </w:rPr>
-      </w:pPr>
-    </w:p>
-    <w:p>
-      <w:pPr>
-        <w:rPr>
-          <w:color w:val="3c78d8"/>
-        </w:rPr>
-      </w:pPr>
-      <w:r>
-        <w:rPr>
-          <w:rtl w:val="0"/>
-        </w:rPr>
-        <w:t xml:space="preserve">That report is the equivalent artifact, and it is more complete than a Data Loader screenshot in one way that matters: it reports both rows that FAILED and rows that were WITHHELD. A withheld row is one the pipeline deliberately did not submit, because a parent record it depends on could not be reconciled. Withheld rows never reach the API, so they appear in no Data Loader result and in no success count - and on this project they are routinely the larger of the two numbers.</w:t>
-      </w:r>
-    </w:p>
-    <w:p>
-      <w:pPr>
-        <w:rPr>
-          <w:color w:val="3c78d8"/>
-        </w:rPr>
-      </w:pPr>
-    </w:p>
-    <w:p>
-      <w:pPr>
-        <w:rPr>
-          <w:color w:val="3c78d8"/>
-        </w:rPr>
-      </w:pPr>
-      <w:r>
-        <w:rPr>
-          <w:rtl w:val="0"/>
-        </w:rPr>
-        <w:t xml:space="preserve">CONFIRM WITH GSA IT that the run report is acceptable in place of a Data Loader screenshot. If a screenshot is required, say so before the window rather than after the load.</w:t>
+        <w:t xml:space="preserve">ATTACHED - "LDGCRM-data-migration-run-report-2026-08-16-QA.txt" and "LDGCRM-data-migration-verification-2026-08-16-QA.txt". The full migration was rehearsed end to end in the QA sandbox (peodv15dvn) on 2026-08-16: 9,221 rows submitted across thirteen steps, 9,221 loaded, 0 failed, 0 rejected by Salesforce, 72 withheld. [The equivalent reports for the production load TO BE SUPPLIED after that load runs.]</w:t>
+      </w:r>
+    </w:p>
+    <w:p>
+      <w:pPr>
+        <w:rPr>
+          <w:color w:val="3c78d8"/>
+        </w:rPr>
+      </w:pPr>
+    </w:p>
+    <w:p>
+      <w:pPr>
+        <w:rPr>
+          <w:color w:val="3c78d8"/>
+        </w:rPr>
+      </w:pPr>
+      <w:r>
+        <w:rPr>
+          <w:rtl w:val="0"/>
+        </w:rPr>
+        <w:t xml:space="preserve">The migration is run by a scripted pipeline through the Salesforce CLI using the Bulk API, not through the Data Loader GUI. It writes a run report - SUMMARY.txt - plus per-object result files into a timestamped run directory. The run report is the first attachment; it records rows loaded, rows failed and rows withheld.</w:t>
+      </w:r>
+    </w:p>
+    <w:p>
+      <w:pPr>
+        <w:rPr>
+          <w:color w:val="3c78d8"/>
+        </w:rPr>
+      </w:pPr>
+    </w:p>
+    <w:p>
+      <w:pPr>
+        <w:rPr>
+          <w:color w:val="3c78d8"/>
+        </w:rPr>
+      </w:pPr>
+      <w:r>
+        <w:rPr>
+          <w:rtl w:val="0"/>
+        </w:rPr>
+        <w:t xml:space="preserve">The second attachment is that run's pre-flight and post-load verification. Pre-flight confirmed all nine record-triggered Flows active before any data was loaded. Post-load verification confirmed record counts by object, Market Segment populated on every migrated Opportunity and Application, no records left owned by an inactive user, the FCIC Contact trigger switch restored, and partner portal team and admin values matching the intended figures.</w:t>
       </w:r>
     </w:p>
     <w:p>
@@ -1475,7 +1395,7 @@
         <w:rPr>
           <w:rtl w:val="0"/>
         </w:rPr>
-        <w:t xml:space="preserve">   Create, read and edit on the application's objects. Delete is granted on two junction objects only: Application Contact and Opportunity Impediment. This is intentional: those two objects hold the links between records rather than business records of their own, and unlinking a contact from an application, or an impediment from an opportunity, is ordinary record management for this team. No business record can be deleted with this permission set.</w:t>
+        <w:t xml:space="preserve">   Create, read and edit on the application's objects. Delete on two junction objects only: Application Contact and Opportunity Impediment.</w:t>
       </w:r>
     </w:p>
     <w:p>
@@ -1505,7 +1425,7 @@
         <w:rPr>
           <w:rtl w:val="0"/>
         </w:rPr>
-        <w:t xml:space="preserve">   Read-only on the application's objects. Note that it also grants View All Records and View All Fields on Account, Contact and Market Segment, which reads records irrespective of sharing.</w:t>
+        <w:t xml:space="preserve">   Read-only on the application's objects, plus View All Records and View All Fields on Account, Contact and Market Segment.</w:t>
       </w:r>
     </w:p>
     <w:p>
@@ -1803,7 +1723,7 @@
         <w:rPr>
           <w:rtl w:val="0"/>
         </w:rPr>
-        <w:t xml:space="preserve">The application's objects are org-wide-default restricted, so without membership of one of these groups a record is visible to its owner and to nobody else. The group definitions deploy with NO members and membership cannot be deployed - it has to be added in the target org afterwards. Nothing errors if it is missed; the application simply appears empty to every non-administrator.</w:t>
+        <w:t xml:space="preserve">The application's objects are org-wide-default restricted. The group definitions deploy with no members, and membership cannot be deployed - it must be added in the target org after deployment. See Technical Deployment Plan, post-deployment step 4.</w:t>
       </w:r>
     </w:p>
     <w:p>
@@ -1922,30 +1842,6 @@
       </w:pPr>
       <w:r>
         <w:rPr>
-          <w:rtl w:val="0"/>
-        </w:rPr>
-        <w:t xml:space="preserve">Two people are named so that production support cover is continuous - one primary and one designated backup, not two independent administrators. This is the only one of the three permission sets that grants delete on business records, so the group is deliberately kept to the smallest number that still leaves cover when one person is unavailable.</w:t>
-      </w:r>
-    </w:p>
-    <w:p>
-      <w:pPr>
-        <w:rPr>
-          <w:b w:val="1"/>
-          <w:bCs w:val="1"/>
-          <w:color w:val="3c78d8"/>
-        </w:rPr>
-      </w:pPr>
-    </w:p>
-    <w:p>
-      <w:pPr>
-        <w:rPr>
-          <w:b w:val="1"/>
-          <w:bCs w:val="1"/>
-          <w:color w:val="3c78d8"/>
-        </w:rPr>
-      </w:pPr>
-      <w:r>
-        <w:rPr>
           <w:b w:val="1"/>
           <w:bCs w:val="1"/>
           <w:rtl w:val="0"/>
@@ -2223,61 +2119,7 @@
         <w:rPr>
           <w:rtl w:val="0"/>
         </w:rPr>
-        <w:t xml:space="preserve">ASSUMPTION TO CONFIRM: the fifteen Team Member names are the people the migration assigns record ownership to, taken from the project's user roster, and are proposed for that group on that basis. Membership of LDGCRM - G - Partnership Viewer - R is not proposed here and is GSA IT's call.</w:t>
-      </w:r>
-    </w:p>
-    <w:p>
-      <w:pPr>
-        <w:rPr>
-          <w:b w:val="1"/>
-          <w:bCs w:val="1"/>
-          <w:color w:val="3c78d8"/>
-        </w:rPr>
-      </w:pPr>
-    </w:p>
-    <w:p>
-      <w:pPr>
-        <w:rPr>
-          <w:b w:val="1"/>
-          <w:bCs w:val="1"/>
-          <w:color w:val="3c78d8"/>
-        </w:rPr>
-      </w:pPr>
-      <w:r>
-        <w:rPr>
-          <w:rtl w:val="0"/>
-        </w:rPr>
-        <w:t xml:space="preserve">TWO THINGS TO CHECK AGAINST THIS LIST:</w:t>
-      </w:r>
-    </w:p>
-    <w:p>
-      <w:pPr>
-        <w:rPr>
-          <w:b w:val="1"/>
-          <w:bCs w:val="1"/>
-          <w:color w:val="3c78d8"/>
-        </w:rPr>
-      </w:pPr>
-      <w:r>
-        <w:rPr>
-          <w:rtl w:val="0"/>
-        </w:rPr>
-        <w:t xml:space="preserve">- Omodayo Yunusa is recorded against gabriel.yunusa@gsa.gov. The name and the address do not obviously correspond; confirm the address is right before assigning.</w:t>
-      </w:r>
-    </w:p>
-    <w:p>
-      <w:pPr>
-        <w:rPr>
-          <w:b w:val="1"/>
-          <w:bCs w:val="1"/>
-          <w:color w:val="3c78d8"/>
-        </w:rPr>
-      </w:pPr>
-      <w:r>
-        <w:rPr>
-          <w:rtl w:val="0"/>
-        </w:rPr>
-        <w:t xml:space="preserve">- Each person needs a Standard Salesforce licence. A Chatter Free, portal or community user can hold a permission set but cannot own a record, and assigning ownership to one fails with an error that names neither the user nor the field.</w:t>
+        <w:t xml:space="preserve">No users are assigned to LDGCRM - G - Partnership Viewer - R at release. Membership is added as needed.</w:t>
       </w:r>
     </w:p>
     <w:p>
@@ -2899,7 +2741,7 @@
         <w:rPr>
           <w:rtl w:val="0"/>
         </w:rPr>
-        <w:t xml:space="preserve">- Delete on the two junction objects only, Application Contact and Opportunity Impediment. These hold the links between records rather than business records of their own, so unlinking a contact from an application, or an impediment from an opportunity, is ordinary record management for this team. No business record can be deleted with this permission set.</w:t>
+        <w:t xml:space="preserve">- Delete on the two junction objects only, Application Contact and Opportunity Impediment.</w:t>
       </w:r>
     </w:p>
     <w:p>
@@ -2991,7 +2833,7 @@
         <w:rPr>
           <w:rtl w:val="0"/>
         </w:rPr>
-        <w:t xml:space="preserve">- View All Records and View All Fields on Account, Contact and Market Segment. This reads records irrespective of sharing, and is called out here because it is broader than the "read-only" name suggests.</w:t>
+        <w:t xml:space="preserve">- View All Records and View All Fields on Account, Contact and Market Segment.</w:t>
       </w:r>
     </w:p>
     <w:p>
@@ -3437,28 +3279,6 @@
         <w:rPr>
           <w:rtl w:val="0"/>
         </w:rPr>
-        <w:t xml:space="preserve">Two people are named so that production support cover is continuous - one primary and one designated backup, rather than two independent administrators. This is the only one of the three permission sets that grants delete on business records, so it is deliberately kept to the smallest number that still leaves cover when one person is unavailable.</w:t>
-      </w:r>
-    </w:p>
-    <w:p>
-      <w:pPr>
-        <w:rPr>
-          <w:b w:val="1"/>
-          <w:bCs w:val="1"/>
-        </w:rPr>
-      </w:pPr>
-    </w:p>
-    <w:p>
-      <w:pPr>
-        <w:rPr>
-          <w:b w:val="1"/>
-          <w:bCs w:val="1"/>
-        </w:rPr>
-      </w:pPr>
-      <w:r>
-        <w:rPr>
-          <w:rtl w:val="0"/>
-        </w:rPr>
         <w:t xml:space="preserve">Users to be assigned to LDGCRM - G - Partnership Team Member - CRE, and to the LDGCRM Team Members public group:</w:t>
       </w:r>
     </w:p>
@@ -3678,6 +3498,28 @@
           <w:rtl w:val="0"/>
         </w:rPr>
         <w:t xml:space="preserve">Adrian Morton - adrian.morton@gsa.gov</w:t>
+      </w:r>
+    </w:p>
+    <w:p>
+      <w:pPr>
+        <w:rPr>
+          <w:b w:val="1"/>
+          <w:bCs w:val="1"/>
+        </w:rPr>
+      </w:pPr>
+    </w:p>
+    <w:p>
+      <w:pPr>
+        <w:rPr>
+          <w:b w:val="1"/>
+          <w:bCs w:val="1"/>
+        </w:rPr>
+      </w:pPr>
+      <w:r>
+        <w:rPr>
+          <w:rtl w:val="0"/>
+        </w:rPr>
+        <w:t xml:space="preserve">No users are assigned to LDGCRM - G - Partnership Viewer - R at release.</w:t>
       </w:r>
     </w:p>
     <w:p>
